--- a/2.Requirement Analysis/Technology Stack.docx
+++ b/2.Requirement Analysis/Technology Stack.docx
@@ -15,441 +15,25 @@
         <w:pStyle w:val="Heading2"/>
       </w:pPr>
       <w:r>
-        <w:t>Overview</w:t>
+        <w:t>1. Introduction</w:t>
       </w:r>
     </w:p>
-    <w:tbl>
-      <w:tblPr>
-        <w:tblStyle w:val="TableGrid"/>
-        <w:tblW w:type="auto" w:w="0"/>
-        <w:tblLook w:firstColumn="1" w:firstRow="1" w:lastColumn="0" w:lastRow="0" w:noHBand="0" w:noVBand="1" w:val="04A0"/>
-      </w:tblPr>
-      <w:tblGrid>
-        <w:gridCol w:w="2880"/>
-        <w:gridCol w:w="2880"/>
-        <w:gridCol w:w="2880"/>
-      </w:tblGrid>
-      <w:tr>
-        <w:tc>
-          <w:tcPr>
-            <w:tcW w:type="dxa" w:w="2880"/>
-            <w:shd w:fill="2563EB"/>
-          </w:tcPr>
-          <w:p>
-            <w:r>
-              <w:rPr>
-                <w:b/>
-                <w:color w:val="FFFFFF"/>
-              </w:rPr>
-              <w:t>Layer</w:t>
-            </w:r>
-          </w:p>
-        </w:tc>
-        <w:tc>
-          <w:tcPr>
-            <w:tcW w:type="dxa" w:w="2880"/>
-            <w:shd w:fill="2563EB"/>
-          </w:tcPr>
-          <w:p>
-            <w:r>
-              <w:rPr>
-                <w:b/>
-                <w:color w:val="FFFFFF"/>
-              </w:rPr>
-              <w:t>Technology</w:t>
-            </w:r>
-          </w:p>
-        </w:tc>
-        <w:tc>
-          <w:tcPr>
-            <w:tcW w:type="dxa" w:w="2880"/>
-            <w:shd w:fill="2563EB"/>
-          </w:tcPr>
-          <w:p>
-            <w:r>
-              <w:rPr>
-                <w:b/>
-                <w:color w:val="FFFFFF"/>
-              </w:rPr>
-              <w:t>Purpose</w:t>
-            </w:r>
-          </w:p>
-        </w:tc>
-      </w:tr>
-      <w:tr>
-        <w:tc>
-          <w:tcPr>
-            <w:tcW w:type="dxa" w:w="2880"/>
-          </w:tcPr>
-          <w:p>
-            <w:r>
-              <w:t>**Programming Language**</w:t>
-            </w:r>
-          </w:p>
-        </w:tc>
-        <w:tc>
-          <w:tcPr>
-            <w:tcW w:type="dxa" w:w="2880"/>
-          </w:tcPr>
-          <w:p>
-            <w:r>
-              <w:t>Python 3.12</w:t>
-            </w:r>
-          </w:p>
-        </w:tc>
-        <w:tc>
-          <w:tcPr>
-            <w:tcW w:type="dxa" w:w="2880"/>
-          </w:tcPr>
-          <w:p>
-            <w:r>
-              <w:t>Core development language</w:t>
-            </w:r>
-          </w:p>
-        </w:tc>
-      </w:tr>
-      <w:tr>
-        <w:tc>
-          <w:tcPr>
-            <w:tcW w:type="dxa" w:w="2880"/>
-            <w:shd w:fill="F8FAFC"/>
-          </w:tcPr>
-          <w:p>
-            <w:r>
-              <w:t>**IDE**</w:t>
-            </w:r>
-          </w:p>
-        </w:tc>
-        <w:tc>
-          <w:tcPr>
-            <w:tcW w:type="dxa" w:w="2880"/>
-            <w:shd w:fill="F8FAFC"/>
-          </w:tcPr>
-          <w:p>
-            <w:r>
-              <w:t>PyCharm</w:t>
-            </w:r>
-          </w:p>
-        </w:tc>
-        <w:tc>
-          <w:tcPr>
-            <w:tcW w:type="dxa" w:w="2880"/>
-            <w:shd w:fill="F8FAFC"/>
-          </w:tcPr>
-          <w:p>
-            <w:r>
-              <w:t>Integrated Development Environment for Python</w:t>
-            </w:r>
-          </w:p>
-        </w:tc>
-      </w:tr>
-      <w:tr>
-        <w:tc>
-          <w:tcPr>
-            <w:tcW w:type="dxa" w:w="2880"/>
-          </w:tcPr>
-          <w:p>
-            <w:r>
-              <w:t>**Web Framework**</w:t>
-            </w:r>
-          </w:p>
-        </w:tc>
-        <w:tc>
-          <w:tcPr>
-            <w:tcW w:type="dxa" w:w="2880"/>
-          </w:tcPr>
-          <w:p>
-            <w:r>
-              <w:t>Flask 3.1.3</w:t>
-            </w:r>
-          </w:p>
-        </w:tc>
-        <w:tc>
-          <w:tcPr>
-            <w:tcW w:type="dxa" w:w="2880"/>
-          </w:tcPr>
-          <w:p>
-            <w:r>
-              <w:t>Lightweight WSGI web application framework</w:t>
-            </w:r>
-          </w:p>
-        </w:tc>
-      </w:tr>
-      <w:tr>
-        <w:tc>
-          <w:tcPr>
-            <w:tcW w:type="dxa" w:w="2880"/>
-            <w:shd w:fill="F8FAFC"/>
-          </w:tcPr>
-          <w:p>
-            <w:r>
-              <w:t>**ML Library**</w:t>
-            </w:r>
-          </w:p>
-        </w:tc>
-        <w:tc>
-          <w:tcPr>
-            <w:tcW w:type="dxa" w:w="2880"/>
-            <w:shd w:fill="F8FAFC"/>
-          </w:tcPr>
-          <w:p>
-            <w:r>
-              <w:t>Scikit-learn 1.9.0</w:t>
-            </w:r>
-          </w:p>
-        </w:tc>
-        <w:tc>
-          <w:tcPr>
-            <w:tcW w:type="dxa" w:w="2880"/>
-            <w:shd w:fill="F8FAFC"/>
-          </w:tcPr>
-          <w:p>
-            <w:r>
-              <w:t>Machine learning model training and evaluation</w:t>
-            </w:r>
-          </w:p>
-        </w:tc>
-      </w:tr>
-      <w:tr>
-        <w:tc>
-          <w:tcPr>
-            <w:tcW w:type="dxa" w:w="2880"/>
-          </w:tcPr>
-          <w:p>
-            <w:r>
-              <w:t>**Data Processing**</w:t>
-            </w:r>
-          </w:p>
-        </w:tc>
-        <w:tc>
-          <w:tcPr>
-            <w:tcW w:type="dxa" w:w="2880"/>
-          </w:tcPr>
-          <w:p>
-            <w:r>
-              <w:t>Pandas 3.0.3, NumPy 2.5.1</w:t>
-            </w:r>
-          </w:p>
-        </w:tc>
-        <w:tc>
-          <w:tcPr>
-            <w:tcW w:type="dxa" w:w="2880"/>
-          </w:tcPr>
-          <w:p>
-            <w:r>
-              <w:t>Data manipulation and numerical computing</w:t>
-            </w:r>
-          </w:p>
-        </w:tc>
-      </w:tr>
-      <w:tr>
-        <w:tc>
-          <w:tcPr>
-            <w:tcW w:type="dxa" w:w="2880"/>
-            <w:shd w:fill="F8FAFC"/>
-          </w:tcPr>
-          <w:p>
-            <w:r>
-              <w:t>**Visualization**</w:t>
-            </w:r>
-          </w:p>
-        </w:tc>
-        <w:tc>
-          <w:tcPr>
-            <w:tcW w:type="dxa" w:w="2880"/>
-            <w:shd w:fill="F8FAFC"/>
-          </w:tcPr>
-          <w:p>
-            <w:r>
-              <w:t>Matplotlib 3.11.0, Seaborn 0.13.2</w:t>
-            </w:r>
-          </w:p>
-        </w:tc>
-        <w:tc>
-          <w:tcPr>
-            <w:tcW w:type="dxa" w:w="2880"/>
-            <w:shd w:fill="F8FAFC"/>
-          </w:tcPr>
-          <w:p>
-            <w:r>
-              <w:t>Chart and graph generation</w:t>
-            </w:r>
-          </w:p>
-        </w:tc>
-      </w:tr>
-      <w:tr>
-        <w:tc>
-          <w:tcPr>
-            <w:tcW w:type="dxa" w:w="2880"/>
-          </w:tcPr>
-          <w:p>
-            <w:r>
-              <w:t>**Frontend**</w:t>
-            </w:r>
-          </w:p>
-        </w:tc>
-        <w:tc>
-          <w:tcPr>
-            <w:tcW w:type="dxa" w:w="2880"/>
-          </w:tcPr>
-          <w:p>
-            <w:r>
-              <w:t>HTML5, CSS3, Jinja2</w:t>
-            </w:r>
-          </w:p>
-        </w:tc>
-        <w:tc>
-          <w:tcPr>
-            <w:tcW w:type="dxa" w:w="2880"/>
-          </w:tcPr>
-          <w:p>
-            <w:r>
-              <w:t>UI rendering and templating</w:t>
-            </w:r>
-          </w:p>
-        </w:tc>
-      </w:tr>
-      <w:tr>
-        <w:tc>
-          <w:tcPr>
-            <w:tcW w:type="dxa" w:w="2880"/>
-            <w:shd w:fill="F8FAFC"/>
-          </w:tcPr>
-          <w:p>
-            <w:r>
-              <w:t>**Styling**</w:t>
-            </w:r>
-          </w:p>
-        </w:tc>
-        <w:tc>
-          <w:tcPr>
-            <w:tcW w:type="dxa" w:w="2880"/>
-            <w:shd w:fill="F8FAFC"/>
-          </w:tcPr>
-          <w:p>
-            <w:r>
-              <w:t>Custom CSS (Glassmorphism)</w:t>
-            </w:r>
-          </w:p>
-        </w:tc>
-        <w:tc>
-          <w:tcPr>
-            <w:tcW w:type="dxa" w:w="2880"/>
-            <w:shd w:fill="F8FAFC"/>
-          </w:tcPr>
-          <w:p>
-            <w:r>
-              <w:t>Premium dark-mode design system</w:t>
-            </w:r>
-          </w:p>
-        </w:tc>
-      </w:tr>
-      <w:tr>
-        <w:tc>
-          <w:tcPr>
-            <w:tcW w:type="dxa" w:w="2880"/>
-          </w:tcPr>
-          <w:p>
-            <w:r>
-              <w:t>**Typography**</w:t>
-            </w:r>
-          </w:p>
-        </w:tc>
-        <w:tc>
-          <w:tcPr>
-            <w:tcW w:type="dxa" w:w="2880"/>
-          </w:tcPr>
-          <w:p>
-            <w:r>
-              <w:t>Google Fonts (Inter)</w:t>
-            </w:r>
-          </w:p>
-        </w:tc>
-        <w:tc>
-          <w:tcPr>
-            <w:tcW w:type="dxa" w:w="2880"/>
-          </w:tcPr>
-          <w:p>
-            <w:r>
-              <w:t>Modern web typography</w:t>
-            </w:r>
-          </w:p>
-        </w:tc>
-      </w:tr>
-      <w:tr>
-        <w:tc>
-          <w:tcPr>
-            <w:tcW w:type="dxa" w:w="2880"/>
-            <w:shd w:fill="F8FAFC"/>
-          </w:tcPr>
-          <w:p>
-            <w:r>
-              <w:t>**Serialization**</w:t>
-            </w:r>
-          </w:p>
-        </w:tc>
-        <w:tc>
-          <w:tcPr>
-            <w:tcW w:type="dxa" w:w="2880"/>
-            <w:shd w:fill="F8FAFC"/>
-          </w:tcPr>
-          <w:p>
-            <w:r>
-              <w:t>Pickle</w:t>
-            </w:r>
-          </w:p>
-        </w:tc>
-        <w:tc>
-          <w:tcPr>
-            <w:tcW w:type="dxa" w:w="2880"/>
-            <w:shd w:fill="F8FAFC"/>
-          </w:tcPr>
-          <w:p>
-            <w:r>
-              <w:t>Model and encoder persistence</w:t>
-            </w:r>
-          </w:p>
-        </w:tc>
-      </w:tr>
-      <w:tr>
-        <w:tc>
-          <w:tcPr>
-            <w:tcW w:type="dxa" w:w="2880"/>
-          </w:tcPr>
-          <w:p>
-            <w:r>
-              <w:t>**Version Control**</w:t>
-            </w:r>
-          </w:p>
-        </w:tc>
-        <w:tc>
-          <w:tcPr>
-            <w:tcW w:type="dxa" w:w="2880"/>
-          </w:tcPr>
-          <w:p>
-            <w:r>
-              <w:t>Git &amp; GitHub</w:t>
-            </w:r>
-          </w:p>
-        </w:tc>
-        <w:tc>
-          <w:tcPr>
-            <w:tcW w:type="dxa" w:w="2880"/>
-          </w:tcPr>
-          <w:p>
-            <w:r>
-              <w:t>Source code management</w:t>
-            </w:r>
-          </w:p>
-        </w:tc>
-      </w:tr>
-    </w:tbl>
+    <w:p>
+      <w:r>
+        <w:t>The HDI Prediction System is built using a modern Python technology stack, utilizing lightweight libraries for data processing, machine learning model training, and web deployment.</w:t>
+      </w:r>
+    </w:p>
+    <w:p>
+      <w:r>
+        <w:t>---</w:t>
+      </w:r>
+    </w:p>
     <w:p>
       <w:pPr>
         <w:pStyle w:val="Heading2"/>
       </w:pPr>
       <w:r>
-        <w:t>Technology Justification</w:t>
+        <w:t>2. Technology Inventory</w:t>
       </w:r>
     </w:p>
     <w:p>
@@ -457,7 +41,60 @@
         <w:pStyle w:val="Heading3"/>
       </w:pPr>
       <w:r>
-        <w:t>Python</w:t>
+        <w:t>2.1 Core Development Environment</w:t>
+      </w:r>
+    </w:p>
+    <w:p>
+      <w:pPr>
+        <w:pStyle w:val="ListBullet"/>
+      </w:pPr>
+      <w:r/>
+      <w:r>
+        <w:rPr>
+          <w:b/>
+        </w:rPr>
+        <w:t>Language</w:t>
+      </w:r>
+      <w:r>
+        <w:t>: Python 3.12 (provides robust library support and standard performance).</w:t>
+      </w:r>
+    </w:p>
+    <w:p>
+      <w:pPr>
+        <w:pStyle w:val="ListBullet"/>
+      </w:pPr>
+      <w:r/>
+      <w:r>
+        <w:rPr>
+          <w:b/>
+        </w:rPr>
+        <w:t>IDE</w:t>
+      </w:r>
+      <w:r>
+        <w:t>: PyCharm (used for development, code inspection, and project management).</w:t>
+      </w:r>
+    </w:p>
+    <w:p>
+      <w:pPr>
+        <w:pStyle w:val="Heading3"/>
+      </w:pPr>
+      <w:r>
+        <w:t>2.2 Machine Learning &amp; Data Processing</w:t>
+      </w:r>
+    </w:p>
+    <w:p>
+      <w:pPr>
+        <w:pStyle w:val="ListBullet"/>
+      </w:pPr>
+      <w:r/>
+      <w:r>
+        <w:rPr>
+          <w:b/>
+        </w:rPr>
+        <w:t>Scikit-learn</w:t>
+      </w:r>
+      <w:r>
+        <w:t>:</w:t>
       </w:r>
     </w:p>
     <w:p>
@@ -465,7 +102,7 @@
         <w:pStyle w:val="ListBullet"/>
       </w:pPr>
       <w:r>
-        <w:t>Extensive ecosystem for data science and ML</w:t>
+        <w:t>Used for training and evaluating the Linear Regression model (`sklearn.linear_model.LinearRegression`).</w:t>
       </w:r>
     </w:p>
     <w:p>
@@ -473,7 +110,7 @@
         <w:pStyle w:val="ListBullet"/>
       </w:pPr>
       <w:r>
-        <w:t>Rich library support for web development (Flask)</w:t>
+        <w:t>Encodes country labels (`sklearn.preprocessing.LabelEncoder`).</w:t>
       </w:r>
     </w:p>
     <w:p>
@@ -481,7 +118,22 @@
         <w:pStyle w:val="ListBullet"/>
       </w:pPr>
       <w:r>
-        <w:t>Easy to learn and maintain</w:t>
+        <w:t>Serializes models (`pickle`).</w:t>
+      </w:r>
+    </w:p>
+    <w:p>
+      <w:pPr>
+        <w:pStyle w:val="ListBullet"/>
+      </w:pPr>
+      <w:r/>
+      <w:r>
+        <w:rPr>
+          <w:b/>
+        </w:rPr>
+        <w:t>Pandas &amp; NumPy</w:t>
+      </w:r>
+      <w:r>
+        <w:t>:</w:t>
       </w:r>
     </w:p>
     <w:p>
@@ -489,7 +141,15 @@
         <w:pStyle w:val="ListBullet"/>
       </w:pPr>
       <w:r>
-        <w:t>Strong community support</w:t>
+        <w:t>Pandas handles data loading, feature extraction, and preprocessing.</w:t>
+      </w:r>
+    </w:p>
+    <w:p>
+      <w:pPr>
+        <w:pStyle w:val="ListBullet"/>
+      </w:pPr>
+      <w:r>
+        <w:t>NumPy manages matrix and array transformations for predictions.</w:t>
       </w:r>
     </w:p>
     <w:p>
@@ -497,7 +157,22 @@
         <w:pStyle w:val="Heading3"/>
       </w:pPr>
       <w:r>
+        <w:t>2.3 Web Backend Layer</w:t>
+      </w:r>
+    </w:p>
+    <w:p>
+      <w:pPr>
+        <w:pStyle w:val="ListBullet"/>
+      </w:pPr>
+      <w:r/>
+      <w:r>
+        <w:rPr>
+          <w:b/>
+        </w:rPr>
         <w:t>Flask</w:t>
+      </w:r>
+      <w:r>
+        <w:t>:</w:t>
       </w:r>
     </w:p>
     <w:p>
@@ -505,7 +180,7 @@
         <w:pStyle w:val="ListBullet"/>
       </w:pPr>
       <w:r>
-        <w:t>Lightweight and flexible — ideal for ML model deployment</w:t>
+        <w:t>A lightweight WSGI web framework.</w:t>
       </w:r>
     </w:p>
     <w:p>
@@ -513,7 +188,7 @@
         <w:pStyle w:val="ListBullet"/>
       </w:pPr>
       <w:r>
-        <w:t>Built-in Jinja2 templating for dynamic HTML generation</w:t>
+        <w:t>Routes requests and serves HTML templates.</w:t>
       </w:r>
     </w:p>
     <w:p>
@@ -521,7 +196,22 @@
         <w:pStyle w:val="ListBullet"/>
       </w:pPr>
       <w:r>
-        <w:t>Easy integration with Python ML pipelines</w:t>
+        <w:t>Integrates python predictive scripts directly with the client-facing front-end.</w:t>
+      </w:r>
+    </w:p>
+    <w:p>
+      <w:pPr>
+        <w:pStyle w:val="ListBullet"/>
+      </w:pPr>
+      <w:r/>
+      <w:r>
+        <w:rPr>
+          <w:b/>
+        </w:rPr>
+        <w:t>Jinja2</w:t>
+      </w:r>
+      <w:r>
+        <w:t>:</w:t>
       </w:r>
     </w:p>
     <w:p>
@@ -529,7 +219,15 @@
         <w:pStyle w:val="ListBullet"/>
       </w:pPr>
       <w:r>
-        <w:t>Debug mode for rapid development iteration</w:t>
+        <w:t>Template rendering engine used by Flask.</w:t>
+      </w:r>
+    </w:p>
+    <w:p>
+      <w:pPr>
+        <w:pStyle w:val="ListBullet"/>
+      </w:pPr>
+      <w:r>
+        <w:t>Renders predicted scores, color badges, progress bars, and insights dynamically.</w:t>
       </w:r>
     </w:p>
     <w:p>
@@ -537,7 +235,22 @@
         <w:pStyle w:val="Heading3"/>
       </w:pPr>
       <w:r>
-        <w:t>Scikit-learn (Linear Regression)</w:t>
+        <w:t>2.4 Frontend Presentation Layer</w:t>
+      </w:r>
+    </w:p>
+    <w:p>
+      <w:pPr>
+        <w:pStyle w:val="ListBullet"/>
+      </w:pPr>
+      <w:r/>
+      <w:r>
+        <w:rPr>
+          <w:b/>
+        </w:rPr>
+        <w:t>HTML5 &amp; CSS3</w:t>
+      </w:r>
+      <w:r>
+        <w:t>:</w:t>
       </w:r>
     </w:p>
     <w:p>
@@ -545,7 +258,7 @@
         <w:pStyle w:val="ListBullet"/>
       </w:pPr>
       <w:r>
-        <w:t>Well-established ML library with consistent API</w:t>
+        <w:t>Implements a modern dark-mode design system.</w:t>
       </w:r>
     </w:p>
     <w:p>
@@ -553,7 +266,7 @@
         <w:pStyle w:val="ListBullet"/>
       </w:pPr>
       <w:r>
-        <w:t>Linear Regression provides interpretable coefficients</w:t>
+        <w:t>Features glassmorphism cards with smooth backdrop blur filters and dynamic hover effects.</w:t>
       </w:r>
     </w:p>
     <w:p>
@@ -561,15 +274,20 @@
         <w:pStyle w:val="ListBullet"/>
       </w:pPr>
       <w:r>
-        <w:t>Easy to train, evaluate, and serialize models</w:t>
+        <w:t>Google Fonts (Inter) ensures clean typography.</w:t>
+      </w:r>
+    </w:p>
+    <w:p>
+      <w:r>
+        <w:t>---</w:t>
       </w:r>
     </w:p>
     <w:p>
       <w:pPr>
-        <w:pStyle w:val="ListBullet"/>
+        <w:pStyle w:val="Heading2"/>
       </w:pPr>
       <w:r>
-        <w:t>Comprehensive metrics (RMSE, R², feature importance)</w:t>
+        <w:t>3. Technology Justification</w:t>
       </w:r>
     </w:p>
     <w:p>
@@ -577,39 +295,12 @@
         <w:pStyle w:val="Heading3"/>
       </w:pPr>
       <w:r>
-        <w:t>Pandas &amp; NumPy</w:t>
+        <w:t>Why Flask?</w:t>
       </w:r>
     </w:p>
     <w:p>
-      <w:pPr>
-        <w:pStyle w:val="ListBullet"/>
-      </w:pPr>
       <w:r>
-        <w:t>Industry-standard for data manipulation in Python</w:t>
-      </w:r>
-    </w:p>
-    <w:p>
-      <w:pPr>
-        <w:pStyle w:val="ListBullet"/>
-      </w:pPr>
-      <w:r>
-        <w:t>Efficient handling of CSV datasets</w:t>
-      </w:r>
-    </w:p>
-    <w:p>
-      <w:pPr>
-        <w:pStyle w:val="ListBullet"/>
-      </w:pPr>
-      <w:r>
-        <w:t>Supports missing value imputation and feature engineering</w:t>
-      </w:r>
-    </w:p>
-    <w:p>
-      <w:pPr>
-        <w:pStyle w:val="ListBullet"/>
-      </w:pPr>
-      <w:r>
-        <w:t>Seamless integration with Scikit-learn</w:t>
+        <w:t>Unlike heavier frameworks like Django, Flask is lightweight and ideal for data science prototypes. It allows developers to deploy ML models with minimal boilerplate code while providing full routing flexibility.</w:t>
       </w:r>
     </w:p>
     <w:p>
@@ -617,39 +308,57 @@
         <w:pStyle w:val="Heading3"/>
       </w:pPr>
       <w:r>
-        <w:t>Matplotlib &amp; Seaborn</w:t>
+        <w:t>Why Linear Regression?</w:t>
       </w:r>
     </w:p>
     <w:p>
       <w:pPr>
         <w:pStyle w:val="ListBullet"/>
       </w:pPr>
+      <w:r/>
       <w:r>
-        <w:t>Publication-quality statistical visualizations</w:t>
+        <w:rPr>
+          <w:b/>
+        </w:rPr>
+        <w:t>Interpretability</w:t>
+      </w:r>
+      <w:r>
+        <w:t>: Coefficients clearly indicate the relative impact of each feature (e.g., expected years of schooling has the highest impact).</w:t>
       </w:r>
     </w:p>
     <w:p>
       <w:pPr>
         <w:pStyle w:val="ListBullet"/>
       </w:pPr>
+      <w:r/>
       <w:r>
-        <w:t>Correlation heatmaps for feature relationship analysis</w:t>
+        <w:rPr>
+          <w:b/>
+        </w:rPr>
+        <w:t>Simplicity</w:t>
+      </w:r>
+      <w:r>
+        <w:t>: Fast training times, low memory usage, and highly stable predictions.</w:t>
       </w:r>
     </w:p>
     <w:p>
       <w:pPr>
         <w:pStyle w:val="ListBullet"/>
       </w:pPr>
+      <w:r/>
       <w:r>
-        <w:t>HDI distribution plots for data understanding</w:t>
+        <w:rPr>
+          <w:b/>
+        </w:rPr>
+        <w:t>Performance</w:t>
+      </w:r>
+      <w:r>
+        <w:t>: Achieves an $R^2 = 0.8834$ on our dataset, indicating a strong linear relationship.</w:t>
       </w:r>
     </w:p>
     <w:p>
-      <w:pPr>
-        <w:pStyle w:val="ListBullet"/>
-      </w:pPr>
       <w:r>
-        <w:t>Customizable chart styles and color palettes</w:t>
+        <w:t>---</w:t>
       </w:r>
     </w:p>
     <w:p>
@@ -657,7 +366,7 @@
         <w:pStyle w:val="Heading2"/>
       </w:pPr>
       <w:r>
-        <w:t>Architecture Diagram</w:t>
+        <w:t>4. Software Architecture Layers</w:t>
       </w:r>
     </w:p>
     <w:p>
@@ -672,71 +381,57 @@
           <w:color w:val="0F172A"/>
           <w:sz w:val="19"/>
         </w:rPr>
-        <w:t>┌─────────────────────────────────────────────────┐</w:t>
+        <w:t>┌─────────────────────────────────────────────────────────────┐</w:t>
         <w:br/>
-        <w:t>│                  Client Browser                  │</w:t>
+        <w:t>│                     PRESENTATION LAYER                      │</w:t>
         <w:br/>
-        <w:t>│  ┌─────────────┐  ┌──────────────┐              │</w:t>
+        <w:t>│      - home.html (Dashboard Landing Page)                   │</w:t>
         <w:br/>
-        <w:t>│  │  home.html  │  │ indexnew.html│              │</w:t>
+        <w:t>│      - indexnew.html (Inputs and Result Rendering Card)     │</w:t>
         <w:br/>
-        <w:t>│  │  (Landing)  │  │ (Predict)    │              │</w:t>
+        <w:t>│      - style.css (Glassmorphic CSS Grid System)             │</w:t>
         <w:br/>
-        <w:t>│  └──────┬──────┘  └──────┬───────┘              │</w:t>
+        <w:t>└──────────────────────────────┬──────────────────────────────┘</w:t>
         <w:br/>
-        <w:t>│         │                │                       │</w:t>
+        <w:t xml:space="preserve">                               │ HTTP GET/POST Requests</w:t>
         <w:br/>
-        <w:t>│         └────────┬───────┘                       │</w:t>
+        <w:t>┌──────────────────────────────▼──────────────────────────────┐</w:t>
         <w:br/>
-        <w:t>│                  │ HTTP GET/POST                  │</w:t>
+        <w:t>│                    APPLICATION CONTROLLER                    │</w:t>
         <w:br/>
-        <w:t>└──────────────────┼───────────────────────────────┘</w:t>
+        <w:t>│      - Flask Router (app.py)                                │</w:t>
         <w:br/>
-        <w:t xml:space="preserve">                   │</w:t>
+        <w:t>│      - Route: / (Serves landing page)                       │</w:t>
         <w:br/>
-        <w:t>┌──────────────────┼───────────────────────────────┐</w:t>
+        <w:t>│      - Route: /predict (GET inputs / POST predictions)      │</w:t>
         <w:br/>
-        <w:t>│                  ▼         Flask Server           │</w:t>
+        <w:t>│      - classify_hdi() &amp; get_hdi_insights()                  │</w:t>
         <w:br/>
-        <w:t>│  ┌─────────────────────────────────────────┐     │</w:t>
+        <w:t>└──────────────────────────────┬──────────────────────────────┘</w:t>
         <w:br/>
-        <w:t>│  │             app.py (Routes)              │     │</w:t>
+        <w:t xml:space="preserve">                               │ Loads Serialized Artifacts</w:t>
         <w:br/>
-        <w:t>│  │  / → home.html                          │     │</w:t>
+        <w:t>┌──────────────────────────────▼──────────────────────────────┐</w:t>
         <w:br/>
-        <w:t>│  │  /predict GET → indexnew.html (form)    │     │</w:t>
+        <w:t>│                    MACHINE LEARNING ENGINE                  │</w:t>
         <w:br/>
-        <w:t>│  │  /predict POST → predict + render       │     │</w:t>
+        <w:t>│      - models/hdi_model.pkl (Linear Regression model)       │</w:t>
         <w:br/>
-        <w:t>│  └────────────────┬────────────────────────┘     │</w:t>
+        <w:t>│      - models/encoder.pkl (LabelEncoder)                    │</w:t>
         <w:br/>
-        <w:t>│                   │                               │</w:t>
+        <w:t>│      - Preprocessing module (data_preprocessing.py)         │</w:t>
         <w:br/>
-        <w:t>│  ┌────────────────┼────────────────────────┐     │</w:t>
+        <w:t>└──────────────────────────────┬──────────────────────────────┘</w:t>
         <w:br/>
-        <w:t>│  │                ▼                         │     │</w:t>
+        <w:t xml:space="preserve">                               │ Input Data Source</w:t>
         <w:br/>
-        <w:t>│  │  ┌──────────────────┐  ┌──────────────┐ │     │</w:t>
+        <w:t>┌──────────────────────────────▼──────────────────────────────┐</w:t>
         <w:br/>
-        <w:t>│  │  │ hdi_model.pkl    │  │ encoder.pkl  │ │     │</w:t>
+        <w:t>│                          DATA LAYER                         │</w:t>
         <w:br/>
-        <w:t>│  │  │ (Linear Regr.)   │  │ (LabelEnc.)  │ │     │</w:t>
+        <w:t>│      - data/hdi_data.csv (200 records, 5 countries)          │</w:t>
         <w:br/>
-        <w:t>│  │  └──────────────────┘  └──────────────┘ │     │</w:t>
-        <w:br/>
-        <w:t>│  │           models/                        │     │</w:t>
-        <w:br/>
-        <w:t>│  └──────────────────────────────────────────┘     │</w:t>
-        <w:br/>
-        <w:t>│                                                   │</w:t>
-        <w:br/>
-        <w:t>│  ┌──────────────────────────────────────────┐     │</w:t>
-        <w:br/>
-        <w:t>│  │  data/hdi_data.csv (200 records)         │     │</w:t>
-        <w:br/>
-        <w:t>│  └──────────────────────────────────────────┘     │</w:t>
-        <w:br/>
-        <w:t>└───────────────────────────────────────────────────┘</w:t>
+        <w:t>└─────────────────────────────────────────────────────────────┘</w:t>
       </w:r>
     </w:p>
     <w:sectPr>
